--- a/templates_docx/contracts_templates/05_Договор_Контент_Навигация.docx
+++ b/templates_docx/contracts_templates/05_Договор_Контент_Навигация.docx
@@ -4387,326 +4387,6 @@
     <w:p>
       <w:pPr>
         <w:spacing w:after="0" w:line="240" w:lineRule="auto"/>
-        <w:jc w:val="center"/>
-        <w:rPr>
-          <w:rFonts w:ascii="Times New Roman" w:hAnsi="Times New Roman" w:cs="Times New Roman"/>
-          <w:b/>
-          <w:bCs/>
-          <w:sz w:val="24"/>
-          <w:szCs w:val="24"/>
-        </w:rPr>
-      </w:pPr>
-      <w:r>
-        <w:rPr>
-          <w:rFonts w:ascii="Times New Roman" w:hAnsi="Times New Roman" w:cs="Times New Roman"/>
-          <w:b/>
-          <w:bCs/>
-          <w:sz w:val="24"/>
-          <w:szCs w:val="24"/>
-        </w:rPr>
-        <w:t xml:space="preserve">9. ИСПОЛЬЗОВАНИЕ ИНФОРМАЦИОННОЙ СИСТЕМЫ ОБЛАСТИ </w:t>
-      </w:r>
-    </w:p>
-    <w:p>
-      <w:pPr>
-        <w:spacing w:after="0" w:line="240" w:lineRule="auto"/>
-        <w:jc w:val="center"/>
-        <w:rPr>
-          <w:rFonts w:ascii="Times New Roman" w:hAnsi="Times New Roman" w:cs="Times New Roman"/>
-          <w:b/>
-          <w:bCs/>
-          <w:sz w:val="24"/>
-          <w:szCs w:val="24"/>
-        </w:rPr>
-      </w:pPr>
-      <w:r>
-        <w:rPr>
-          <w:rFonts w:ascii="Times New Roman" w:hAnsi="Times New Roman" w:cs="Times New Roman"/>
-          <w:b/>
-          <w:bCs/>
-          <w:sz w:val="24"/>
-          <w:szCs w:val="24"/>
-        </w:rPr>
-        <w:t>«ЗАКУПКИ ВОЛОГОДСКОЙ ОБЛАСТИ» В ХОДЕ ИСПОЛНЕНИЯ ДОГОВОРА</w:t>
-      </w:r>
-    </w:p>
-    <w:p>
-      <w:pPr>
-        <w:spacing w:after="0" w:line="240" w:lineRule="auto"/>
-        <w:jc w:val="both"/>
-        <w:rPr>
-          <w:rFonts w:ascii="Times New Roman" w:hAnsi="Times New Roman" w:cs="Times New Roman"/>
-          <w:sz w:val="24"/>
-          <w:szCs w:val="24"/>
-        </w:rPr>
-      </w:pPr>
-      <w:r>
-        <w:rPr>
-          <w:rFonts w:ascii="Times New Roman" w:hAnsi="Times New Roman" w:cs="Times New Roman"/>
-          <w:sz w:val="24"/>
-          <w:szCs w:val="24"/>
-        </w:rPr>
-        <w:t>9. В ходе исполнения договора стороны обязуются осуществлять обмен электронными документами посредством информационной системы области «Закупки</w:t>
-      </w:r>
-      <w:r>
-        <w:rPr>
-          <w:rFonts w:ascii="Times New Roman" w:hAnsi="Times New Roman" w:cs="Times New Roman"/>
-          <w:sz w:val="24"/>
-          <w:szCs w:val="24"/>
-        </w:rPr>
-        <w:t xml:space="preserve"> Вологодской области» (далее – РИС ЗВО) в соответствии с Регламентом РИС ЗВО, опубликованным по адресу в сети Интернет https://szvo.gov35.ru/, Системы электронного документооборота «КОМИТА ОТЧЁТ Онлайн» (далее – ЭДО «КОМИТА»), для чего сторонам договора необходимо обеспечить в РИС ЗВО и в ЭДО «КОМИТА» регистрацию лиц, уполномоченных на организацию и осуществление электронного документооборота:</w:t>
-      </w:r>
-    </w:p>
-    <w:p>
-      <w:pPr>
-        <w:spacing w:after="0" w:line="240" w:lineRule="auto"/>
-        <w:jc w:val="both"/>
-        <w:rPr>
-          <w:rFonts w:ascii="Times New Roman" w:hAnsi="Times New Roman" w:cs="Times New Roman"/>
-          <w:sz w:val="24"/>
-          <w:szCs w:val="24"/>
-        </w:rPr>
-      </w:pPr>
-      <w:r>
-        <w:rPr>
-          <w:rFonts w:ascii="Times New Roman" w:hAnsi="Times New Roman" w:cs="Times New Roman"/>
-          <w:sz w:val="24"/>
-          <w:szCs w:val="24"/>
-        </w:rPr>
-        <w:t>9.1. оформлять первичные учетные документы и иные сопутствующие документы по исполнению договора в форме электронных документов, подписанных усиленной квалифицированной электронной подписью (далее – электронные документы), включая, но не ограничиваясь следующими:</w:t>
-      </w:r>
-    </w:p>
-    <w:p>
-      <w:pPr>
-        <w:spacing w:after="0" w:line="240" w:lineRule="auto"/>
-        <w:jc w:val="both"/>
-        <w:rPr>
-          <w:rFonts w:ascii="Times New Roman" w:hAnsi="Times New Roman" w:cs="Times New Roman"/>
-          <w:sz w:val="24"/>
-          <w:szCs w:val="24"/>
-        </w:rPr>
-      </w:pPr>
-      <w:r>
-        <w:rPr>
-          <w:rFonts w:ascii="Times New Roman" w:hAnsi="Times New Roman" w:cs="Times New Roman"/>
-          <w:sz w:val="24"/>
-          <w:szCs w:val="24"/>
-        </w:rPr>
-        <w:t>- документы, предоставление которых предусмотрено настоящим договором в целях осуществления приемки поставленного товара (выполненной работы (ее результатов), оказанной услуги), а также при необходимости отдельных этапов поставки товара (выполнения работы, оказания услуги) (далее - отдельный этап исполнения договора);</w:t>
-      </w:r>
-    </w:p>
-    <w:p>
-      <w:pPr>
-        <w:spacing w:after="0" w:line="240" w:lineRule="auto"/>
-        <w:jc w:val="both"/>
-        <w:rPr>
-          <w:rFonts w:ascii="Times New Roman" w:hAnsi="Times New Roman" w:cs="Times New Roman"/>
-          <w:sz w:val="24"/>
-          <w:szCs w:val="24"/>
-        </w:rPr>
-      </w:pPr>
-      <w:r>
-        <w:rPr>
-          <w:rFonts w:ascii="Times New Roman" w:hAnsi="Times New Roman" w:cs="Times New Roman"/>
-          <w:sz w:val="24"/>
-          <w:szCs w:val="24"/>
-        </w:rPr>
-        <w:t>- документы о результатах приемки товара, работ, услуг;</w:t>
-      </w:r>
-    </w:p>
-    <w:p>
-      <w:pPr>
-        <w:spacing w:after="0" w:line="240" w:lineRule="auto"/>
-        <w:jc w:val="both"/>
-        <w:rPr>
-          <w:rFonts w:ascii="Times New Roman" w:hAnsi="Times New Roman" w:cs="Times New Roman"/>
-          <w:sz w:val="24"/>
-          <w:szCs w:val="24"/>
-        </w:rPr>
-      </w:pPr>
-      <w:r>
-        <w:rPr>
-          <w:rFonts w:ascii="Times New Roman" w:hAnsi="Times New Roman" w:cs="Times New Roman"/>
-          <w:sz w:val="24"/>
-          <w:szCs w:val="24"/>
-        </w:rPr>
-        <w:t>- документы оплаты поставленного товара (выполненной работы (ее результатов), оказанной услуги), а также отдельных этапов исполнения договора;</w:t>
-      </w:r>
-    </w:p>
-    <w:p>
-      <w:pPr>
-        <w:spacing w:after="0" w:line="240" w:lineRule="auto"/>
-        <w:jc w:val="both"/>
-        <w:rPr>
-          <w:rFonts w:ascii="Times New Roman" w:hAnsi="Times New Roman" w:cs="Times New Roman"/>
-          <w:sz w:val="24"/>
-          <w:szCs w:val="24"/>
-        </w:rPr>
-      </w:pPr>
-      <w:r>
-        <w:rPr>
-          <w:rFonts w:ascii="Times New Roman" w:hAnsi="Times New Roman" w:cs="Times New Roman"/>
-          <w:sz w:val="24"/>
-          <w:szCs w:val="24"/>
-        </w:rPr>
-        <w:t>- требования об уплате неустоек (штрафов, пеней).</w:t>
-      </w:r>
-    </w:p>
-    <w:p>
-      <w:pPr>
-        <w:spacing w:after="0" w:line="240" w:lineRule="auto"/>
-        <w:jc w:val="both"/>
-        <w:rPr>
-          <w:rFonts w:ascii="Times New Roman" w:hAnsi="Times New Roman" w:cs="Times New Roman"/>
-          <w:sz w:val="24"/>
-          <w:szCs w:val="24"/>
-        </w:rPr>
-      </w:pPr>
-      <w:r>
-        <w:rPr>
-          <w:rFonts w:ascii="Times New Roman" w:hAnsi="Times New Roman" w:cs="Times New Roman"/>
-          <w:sz w:val="24"/>
-          <w:szCs w:val="24"/>
-        </w:rPr>
-        <w:t>9.2. Осуществлять обмен электронными документами с обязательным применением усиленной квалифицированной электронной подписи, для чего сторонам договора обеспечить получение сертификатов ключа проверки электронной подписи в аккредитованном удостоверяющем центре в соответствии с нормами Федерального закона от 06.04.2011 № 63-ФЗ «Об электронной подписи» (далее – КЭП).</w:t>
-      </w:r>
-    </w:p>
-    <w:p>
-      <w:pPr>
-        <w:spacing w:after="0" w:line="240" w:lineRule="auto"/>
-        <w:jc w:val="both"/>
-        <w:rPr>
-          <w:rFonts w:ascii="Times New Roman" w:hAnsi="Times New Roman" w:cs="Times New Roman"/>
-          <w:sz w:val="24"/>
-          <w:szCs w:val="24"/>
-        </w:rPr>
-      </w:pPr>
-      <w:r>
-        <w:rPr>
-          <w:rFonts w:ascii="Times New Roman" w:hAnsi="Times New Roman" w:cs="Times New Roman"/>
-          <w:sz w:val="24"/>
-          <w:szCs w:val="24"/>
-        </w:rPr>
-        <w:t>9.3. При осуществлении обмена электронными документами использовать форматы документов, которые утверждены приказами ФНС России. Если форматы документов не утверждены, то стороны используют согласованные между собой форматы.</w:t>
-      </w:r>
-    </w:p>
-    <w:p>
-      <w:pPr>
-        <w:spacing w:after="0" w:line="240" w:lineRule="auto"/>
-        <w:jc w:val="both"/>
-        <w:rPr>
-          <w:rFonts w:ascii="Times New Roman" w:hAnsi="Times New Roman" w:cs="Times New Roman"/>
-          <w:sz w:val="24"/>
-          <w:szCs w:val="24"/>
-        </w:rPr>
-      </w:pPr>
-      <w:r>
-        <w:rPr>
-          <w:rFonts w:ascii="Times New Roman" w:hAnsi="Times New Roman" w:cs="Times New Roman"/>
-          <w:sz w:val="24"/>
-          <w:szCs w:val="24"/>
-        </w:rPr>
-        <w:t>9.4. Подписание электронного документа с помощью КЭП посредством РИС ЗВО и ЭДО «КОМИТА» означает, что документы и сведения, поданные в электронной форме:</w:t>
-      </w:r>
-    </w:p>
-    <w:p>
-      <w:pPr>
-        <w:spacing w:after="0" w:line="240" w:lineRule="auto"/>
-        <w:jc w:val="both"/>
-        <w:rPr>
-          <w:rFonts w:ascii="Times New Roman" w:hAnsi="Times New Roman" w:cs="Times New Roman"/>
-          <w:sz w:val="24"/>
-          <w:szCs w:val="24"/>
-        </w:rPr>
-      </w:pPr>
-      <w:r>
-        <w:rPr>
-          <w:rFonts w:ascii="Times New Roman" w:hAnsi="Times New Roman" w:cs="Times New Roman"/>
-          <w:sz w:val="24"/>
-          <w:szCs w:val="24"/>
-        </w:rPr>
-        <w:t>- направлены от имени данных лиц,</w:t>
-      </w:r>
-    </w:p>
-    <w:p>
-      <w:pPr>
-        <w:spacing w:after="0" w:line="240" w:lineRule="auto"/>
-        <w:jc w:val="both"/>
-        <w:rPr>
-          <w:rFonts w:ascii="Times New Roman" w:hAnsi="Times New Roman" w:cs="Times New Roman"/>
-          <w:sz w:val="24"/>
-          <w:szCs w:val="24"/>
-        </w:rPr>
-      </w:pPr>
-      <w:r>
-        <w:rPr>
-          <w:rFonts w:ascii="Times New Roman" w:hAnsi="Times New Roman" w:cs="Times New Roman"/>
-          <w:sz w:val="24"/>
-          <w:szCs w:val="24"/>
-        </w:rPr>
-        <w:t>- являются подлинными и достоверными,</w:t>
-      </w:r>
-    </w:p>
-    <w:p>
-      <w:pPr>
-        <w:spacing w:after="0" w:line="240" w:lineRule="auto"/>
-        <w:jc w:val="both"/>
-        <w:rPr>
-          <w:rFonts w:ascii="Times New Roman" w:hAnsi="Times New Roman" w:cs="Times New Roman"/>
-          <w:sz w:val="24"/>
-          <w:szCs w:val="24"/>
-        </w:rPr>
-      </w:pPr>
-      <w:r>
-        <w:rPr>
-          <w:rFonts w:ascii="Times New Roman" w:hAnsi="Times New Roman" w:cs="Times New Roman"/>
-          <w:sz w:val="24"/>
-          <w:szCs w:val="24"/>
-        </w:rPr>
-        <w:t>- признаются равнозначными документам на бумажном носителе, подписанным собственноручной подписью.</w:t>
-      </w:r>
-    </w:p>
-    <w:p>
-      <w:pPr>
-        <w:spacing w:after="0" w:line="240" w:lineRule="auto"/>
-        <w:jc w:val="both"/>
-        <w:rPr>
-          <w:rFonts w:ascii="Times New Roman" w:hAnsi="Times New Roman" w:cs="Times New Roman"/>
-          <w:sz w:val="24"/>
-          <w:szCs w:val="24"/>
-        </w:rPr>
-      </w:pPr>
-      <w:r>
-        <w:rPr>
-          <w:rFonts w:ascii="Times New Roman" w:hAnsi="Times New Roman" w:cs="Times New Roman"/>
-          <w:sz w:val="24"/>
-          <w:szCs w:val="24"/>
-        </w:rPr>
-        <w:t>9.5. Электронные документы, полученные сторонами друг от друга при исполнении договора, не требуют дублирования документами, оформленными на бумажных носителях.</w:t>
-      </w:r>
-    </w:p>
-    <w:p>
-      <w:pPr>
-        <w:spacing w:after="0" w:line="240" w:lineRule="auto"/>
-        <w:jc w:val="both"/>
-        <w:rPr>
-          <w:rFonts w:ascii="Times New Roman" w:hAnsi="Times New Roman" w:cs="Times New Roman"/>
-          <w:sz w:val="24"/>
-          <w:szCs w:val="24"/>
-        </w:rPr>
-      </w:pPr>
-      <w:r>
-        <w:rPr>
-          <w:rFonts w:ascii="Times New Roman" w:hAnsi="Times New Roman" w:cs="Times New Roman"/>
-          <w:sz w:val="24"/>
-          <w:szCs w:val="24"/>
-        </w:rPr>
-        <w:t>9.6. Электронный документ, подписанный КЭП, содержание которого соответствует требованиям нормативных правовых актов, должен приниматься сторонами к учету в качестве первичного учетного документа, использоваться в качестве доказательства в судебных разбирательствах, предоставляться в государственные органы по запросам последних.</w:t>
-      </w:r>
-    </w:p>
-    <w:p>
-      <w:pPr>
-        <w:spacing w:after="0" w:line="240" w:lineRule="auto"/>
         <w:ind w:left="709"/>
         <w:jc w:val="center"/>
         <w:rPr>
@@ -4716,14 +4396,36 @@
           <w:szCs w:val="24"/>
         </w:rPr>
       </w:pPr>
-      <w:r>
+    </w:p>
+    <w:p>
+      <w:pPr>
+        <w:spacing w:after="0" w:line="240" w:lineRule="auto"/>
+        <w:ind w:left="709"/>
+        <w:jc w:val="center"/>
         <w:rPr>
           <w:rFonts w:ascii="Times New Roman" w:hAnsi="Times New Roman" w:cs="Times New Roman"/>
           <w:b/>
           <w:sz w:val="24"/>
           <w:szCs w:val="24"/>
         </w:rPr>
-        <w:t>10. ПРОЧИЕ УСЛОВИЯ</w:t>
+      </w:pPr>
+      <w:r>
+        <w:rPr>
+          <w:rFonts w:ascii="Times New Roman" w:hAnsi="Times New Roman" w:cs="Times New Roman"/>
+          <w:b/>
+          <w:sz w:val="24"/>
+          <w:szCs w:val="24"/>
+        </w:rPr>
+        <w:t>9</w:t>
+      </w:r>
+      <w:r>
+        <w:rPr>
+          <w:rFonts w:ascii="Times New Roman" w:hAnsi="Times New Roman" w:cs="Times New Roman"/>
+          <w:b/>
+          <w:sz w:val="24"/>
+          <w:szCs w:val="24"/>
+        </w:rPr>
+        <w:t>. ПРОЧИЕ УСЛОВИЯ</w:t>
       </w:r>
     </w:p>
     <w:p>
@@ -4849,6 +4551,61 @@
           <w:szCs w:val="24"/>
         </w:rPr>
         <w:t xml:space="preserve">10.5. Настоящий договор составлен и подписан в двух экземплярах равной юридической силы – по одному для каждой Стороны. </w:t>
+      </w:r>
+    </w:p>
+    <w:p>
+      <w:pPr>
+        <w:spacing w:after="0" w:line="240" w:lineRule="auto"/>
+        <w:jc w:val="both"/>
+        <w:rPr>
+          <w:rFonts w:ascii="Times New Roman" w:hAnsi="Times New Roman" w:cs="Times New Roman"/>
+          <w:sz w:val="24"/>
+          <w:szCs w:val="24"/>
+        </w:rPr>
+      </w:pPr>
+    </w:p>
+    <w:p>
+      <w:pPr>
+        <w:spacing w:after="0" w:line="240" w:lineRule="auto"/>
+        <w:ind w:left="709"/>
+        <w:jc w:val="center"/>
+        <w:rPr>
+          <w:rFonts w:ascii="Times New Roman" w:hAnsi="Times New Roman" w:cs="Times New Roman"/>
+          <w:b/>
+          <w:sz w:val="24"/>
+          <w:szCs w:val="24"/>
+        </w:rPr>
+      </w:pPr>
+      <w:r>
+        <w:rPr>
+          <w:rFonts w:ascii="Times New Roman" w:hAnsi="Times New Roman" w:cs="Times New Roman"/>
+          <w:b/>
+          <w:sz w:val="24"/>
+          <w:szCs w:val="24"/>
+        </w:rPr>
+        <w:t>{{ ris_head }}</w:t>
+      </w:r>
+    </w:p>
+    <w:p>
+      <w:pPr>
+        <w:spacing w:after="0" w:line="240" w:lineRule="auto"/>
+        <w:ind w:left="709"/>
+        <w:jc w:val="center"/>
+        <w:rPr>
+          <w:rFonts w:ascii="Times New Roman" w:hAnsi="Times New Roman" w:cs="Times New Roman"/>
+          <w:b/>
+          <w:sz w:val="24"/>
+          <w:szCs w:val="24"/>
+        </w:rPr>
+      </w:pPr>
+      <w:r>
+        <w:rPr>
+          <w:rFonts w:ascii="Times New Roman" w:hAnsi="Times New Roman" w:cs="Times New Roman"/>
+          <w:b/>
+          <w:sz w:val="24"/>
+          <w:szCs w:val="24"/>
+        </w:rPr>
+        <w:t>{{ ris }}</w:t>
       </w:r>
     </w:p>
     <w:p>
@@ -4877,45 +4634,6 @@
           <w:szCs w:val="24"/>
         </w:rPr>
       </w:pPr>
-      <w:r>
-        <w:rPr>
-          <w:rFonts w:ascii="Times New Roman" w:hAnsi="Times New Roman" w:cs="Times New Roman"/>
-          <w:b/>
-          <w:bCs/>
-          <w:sz w:val="24"/>
-          <w:szCs w:val="24"/>
-        </w:rPr>
-        <w:t>1</w:t>
-      </w:r>
-      <w:r>
-        <w:rPr>
-          <w:rFonts w:ascii="Times New Roman" w:hAnsi="Times New Roman" w:cs="Times New Roman"/>
-          <w:b/>
-          <w:bCs/>
-          <w:sz w:val="24"/>
-          <w:szCs w:val="24"/>
-        </w:rPr>
-        <w:t>1</w:t>
-      </w:r>
-      <w:r>
-        <w:rPr>
-          <w:rFonts w:ascii="Times New Roman" w:hAnsi="Times New Roman" w:cs="Times New Roman"/>
-          <w:b/>
-          <w:bCs/>
-          <w:sz w:val="24"/>
-          <w:szCs w:val="24"/>
-        </w:rPr>
-        <w:t>.</w:t>
-      </w:r>
-      <w:r>
-        <w:rPr>
-          <w:rFonts w:ascii="Times New Roman" w:hAnsi="Times New Roman" w:cs="Times New Roman"/>
-          <w:b/>
-          <w:sz w:val="24"/>
-          <w:szCs w:val="24"/>
-        </w:rPr>
-        <w:t xml:space="preserve"> </w:t>
-      </w:r>
       <w:r>
         <w:rPr>
           <w:rFonts w:ascii="Times New Roman" w:hAnsi="Times New Roman" w:cs="Times New Roman"/>
@@ -5848,138 +5566,6 @@
         </w:tc>
       </w:tr>
     </w:tbl>
-    <w:p>
-      <w:pPr>
-        <w:spacing w:after="0" w:line="240" w:lineRule="auto"/>
-        <w:rPr>
-          <w:rFonts w:ascii="Times New Roman" w:hAnsi="Times New Roman" w:cs="Times New Roman"/>
-          <w:b/>
-          <w:sz w:val="24"/>
-          <w:szCs w:val="24"/>
-        </w:rPr>
-      </w:pPr>
-    </w:p>
-    <w:p>
-      <w:pPr>
-        <w:spacing w:after="0" w:line="240" w:lineRule="auto"/>
-        <w:rPr>
-          <w:rFonts w:ascii="Times New Roman" w:hAnsi="Times New Roman" w:cs="Times New Roman"/>
-          <w:b/>
-          <w:sz w:val="24"/>
-          <w:szCs w:val="24"/>
-        </w:rPr>
-      </w:pPr>
-    </w:p>
-    <w:p>
-      <w:pPr>
-        <w:spacing w:after="0" w:line="240" w:lineRule="auto"/>
-        <w:rPr>
-          <w:rFonts w:ascii="Times New Roman" w:hAnsi="Times New Roman" w:cs="Times New Roman"/>
-          <w:b/>
-          <w:sz w:val="24"/>
-          <w:szCs w:val="24"/>
-        </w:rPr>
-      </w:pPr>
-    </w:p>
-    <w:p>
-      <w:pPr>
-        <w:spacing w:after="0" w:line="240" w:lineRule="auto"/>
-        <w:rPr>
-          <w:rFonts w:ascii="Times New Roman" w:hAnsi="Times New Roman" w:cs="Times New Roman"/>
-          <w:b/>
-          <w:sz w:val="24"/>
-          <w:szCs w:val="24"/>
-        </w:rPr>
-      </w:pPr>
-    </w:p>
-    <w:p>
-      <w:pPr>
-        <w:spacing w:after="0" w:line="240" w:lineRule="auto"/>
-        <w:rPr>
-          <w:rFonts w:ascii="Times New Roman" w:hAnsi="Times New Roman" w:cs="Times New Roman"/>
-          <w:b/>
-          <w:sz w:val="24"/>
-          <w:szCs w:val="24"/>
-        </w:rPr>
-      </w:pPr>
-    </w:p>
-    <w:p>
-      <w:pPr>
-        <w:spacing w:after="0" w:line="240" w:lineRule="auto"/>
-        <w:rPr>
-          <w:rFonts w:ascii="Times New Roman" w:hAnsi="Times New Roman" w:cs="Times New Roman"/>
-          <w:b/>
-          <w:sz w:val="24"/>
-          <w:szCs w:val="24"/>
-        </w:rPr>
-      </w:pPr>
-    </w:p>
-    <w:p>
-      <w:pPr>
-        <w:spacing w:after="0" w:line="240" w:lineRule="auto"/>
-        <w:rPr>
-          <w:rFonts w:ascii="Times New Roman" w:hAnsi="Times New Roman" w:cs="Times New Roman"/>
-          <w:b/>
-          <w:sz w:val="24"/>
-          <w:szCs w:val="24"/>
-        </w:rPr>
-      </w:pPr>
-    </w:p>
-    <w:p>
-      <w:pPr>
-        <w:spacing w:after="0" w:line="240" w:lineRule="auto"/>
-        <w:rPr>
-          <w:rFonts w:ascii="Times New Roman" w:hAnsi="Times New Roman" w:cs="Times New Roman"/>
-          <w:b/>
-          <w:sz w:val="24"/>
-          <w:szCs w:val="24"/>
-        </w:rPr>
-      </w:pPr>
-    </w:p>
-    <w:p>
-      <w:pPr>
-        <w:spacing w:after="0" w:line="240" w:lineRule="auto"/>
-        <w:rPr>
-          <w:rFonts w:ascii="Times New Roman" w:hAnsi="Times New Roman" w:cs="Times New Roman"/>
-          <w:b/>
-          <w:sz w:val="24"/>
-          <w:szCs w:val="24"/>
-        </w:rPr>
-      </w:pPr>
-    </w:p>
-    <w:p>
-      <w:pPr>
-        <w:spacing w:after="0" w:line="240" w:lineRule="auto"/>
-        <w:rPr>
-          <w:rFonts w:ascii="Times New Roman" w:hAnsi="Times New Roman" w:cs="Times New Roman"/>
-          <w:b/>
-          <w:sz w:val="24"/>
-          <w:szCs w:val="24"/>
-        </w:rPr>
-      </w:pPr>
-    </w:p>
-    <w:p>
-      <w:pPr>
-        <w:spacing w:after="0" w:line="240" w:lineRule="auto"/>
-        <w:rPr>
-          <w:rFonts w:ascii="Times New Roman" w:hAnsi="Times New Roman" w:cs="Times New Roman"/>
-          <w:b/>
-          <w:sz w:val="24"/>
-          <w:szCs w:val="24"/>
-        </w:rPr>
-      </w:pPr>
-    </w:p>
-    <w:p>
-      <w:pPr>
-        <w:spacing w:after="0" w:line="240" w:lineRule="auto"/>
-        <w:rPr>
-          <w:rFonts w:ascii="Times New Roman" w:hAnsi="Times New Roman" w:cs="Times New Roman"/>
-          <w:b/>
-          <w:sz w:val="24"/>
-          <w:szCs w:val="24"/>
-        </w:rPr>
-      </w:pPr>
-    </w:p>
     <w:p>
       <w:pPr>
         <w:spacing w:after="0" w:line="240" w:lineRule="auto"/>
@@ -8471,6 +8057,7 @@
   <w:style w:type="character" w:default="1" w:styleId="a0">
     <w:name w:val="Default Paragraph Font"/>
     <w:uiPriority w:val="1"/>
+    <w:semiHidden/>
     <w:unhideWhenUsed/>
   </w:style>
   <w:style w:type="table" w:default="1" w:styleId="a1">
